--- a/Laporan_Proyek_Riset_Operasional.docx
+++ b/Laporan_Proyek_Riset_Operasional.docx
@@ -20,15 +20,87 @@
         <w:jc w:val="center"/>
       </w:pPr>
       <w:r>
-        <w:t>Judul Proyek: Optimasi Distribusi Barang pada PT Logistik Prima Indonesia Menggunakan Model Transportasi</w:t>
+        <w:t xml:space="preserve">Judul Proyek: Optimasi Distribusi Barang pada PT Logistik Prima Indonesia </w:t>
       </w:r>
+      <w:proofErr w:type="spellStart"/>
+      <w:r>
+        <w:t>Menggunakan</w:t>
+      </w:r>
+      <w:proofErr w:type="spellEnd"/>
+      <w:r>
+        <w:t xml:space="preserve"> Model </w:t>
+      </w:r>
+      <w:proofErr w:type="spellStart"/>
+      <w:r>
+        <w:t>Transportasi</w:t>
+      </w:r>
+      <w:proofErr w:type="spellEnd"/>
+    </w:p>
+    <w:p>
+      <w:pPr>
+        <w:jc w:val="center"/>
+      </w:pPr>
     </w:p>
     <w:p>
       <w:pPr>
         <w:jc w:val="center"/>
       </w:pPr>
       <w:r>
-        <w:t>Disusun oleh:</w:t>
+        <w:drawing>
+          <wp:inline distT="0" distB="0" distL="0" distR="0" wp14:anchorId="5D090E18" wp14:editId="3F6E942C">
+            <wp:extent cx="3643143" cy="3520440"/>
+            <wp:effectExtent l="0" t="0" r="0" b="3810"/>
+            <wp:docPr id="764077888" name="Graphic 1"/>
+            <wp:cNvGraphicFramePr>
+              <a:graphicFrameLocks xmlns:a="http://schemas.openxmlformats.org/drawingml/2006/main" noChangeAspect="1"/>
+            </wp:cNvGraphicFramePr>
+            <a:graphic xmlns:a="http://schemas.openxmlformats.org/drawingml/2006/main">
+              <a:graphicData uri="http://schemas.openxmlformats.org/drawingml/2006/picture">
+                <pic:pic xmlns:pic="http://schemas.openxmlformats.org/drawingml/2006/picture">
+                  <pic:nvPicPr>
+                    <pic:cNvPr id="764077888" name=""/>
+                    <pic:cNvPicPr/>
+                  </pic:nvPicPr>
+                  <pic:blipFill>
+                    <a:blip r:embed="rId6">
+                      <a:extLst>
+                        <a:ext uri="{96DAC541-7B7A-43D3-8B79-37D633B846F1}">
+                          <asvg:svgBlip xmlns:asvg="http://schemas.microsoft.com/office/drawing/2016/SVG/main" r:embed="rId7"/>
+                        </a:ext>
+                      </a:extLst>
+                    </a:blip>
+                    <a:stretch>
+                      <a:fillRect/>
+                    </a:stretch>
+                  </pic:blipFill>
+                  <pic:spPr>
+                    <a:xfrm>
+                      <a:off x="0" y="0"/>
+                      <a:ext cx="3665251" cy="3541803"/>
+                    </a:xfrm>
+                    <a:prstGeom prst="rect">
+                      <a:avLst/>
+                    </a:prstGeom>
+                  </pic:spPr>
+                </pic:pic>
+              </a:graphicData>
+            </a:graphic>
+          </wp:inline>
+        </w:drawing>
+      </w:r>
+    </w:p>
+    <w:p/>
+    <w:p>
+      <w:pPr>
+        <w:jc w:val="center"/>
+      </w:pPr>
+      <w:proofErr w:type="spellStart"/>
+      <w:r>
+        <w:t>Disusun</w:t>
+      </w:r>
+      <w:proofErr w:type="spellEnd"/>
+      <w:r>
+        <w:t xml:space="preserve"> oleh:</w:t>
       </w:r>
     </w:p>
     <w:p>
@@ -55,15 +127,7 @@
       </w:r>
       <w:proofErr w:type="spellEnd"/>
       <w:r>
-        <w:t xml:space="preserve"> Putra, </w:t>
-      </w:r>
-      <w:proofErr w:type="spellStart"/>
-      <w:r>
-        <w:t>Yumaarya</w:t>
-      </w:r>
-      <w:proofErr w:type="spellEnd"/>
-      <w:r>
-        <w:t xml:space="preserve"> </w:t>
+        <w:t xml:space="preserve"> Putra, Yumaarya </w:t>
       </w:r>
       <w:proofErr w:type="spellStart"/>
       <w:r>
@@ -154,6 +218,16 @@
     </w:p>
     <w:p>
       <w:pPr>
+        <w:jc w:val="center"/>
+      </w:pPr>
+    </w:p>
+    <w:p>
+      <w:pPr>
+        <w:jc w:val="center"/>
+      </w:pPr>
+    </w:p>
+    <w:p>
+      <w:pPr>
         <w:pStyle w:val="Heading2"/>
       </w:pPr>
       <w:r>
@@ -205,7 +279,6 @@
         <w:pStyle w:val="Heading2"/>
       </w:pPr>
       <w:r>
-        <w:lastRenderedPageBreak/>
         <w:t>2. DESKRIPSI STUDI KASUS</w:t>
       </w:r>
     </w:p>
@@ -336,6 +409,7 @@
           </w:tcPr>
           <w:p>
             <w:r>
+              <w:lastRenderedPageBreak/>
               <w:t>W4</w:t>
             </w:r>
           </w:p>
@@ -668,7 +742,6 @@
           </w:tcPr>
           <w:p>
             <w:r>
-              <w:lastRenderedPageBreak/>
               <w:t>S11</w:t>
             </w:r>
           </w:p>
@@ -991,6 +1064,7 @@
           </w:tcPr>
           <w:p>
             <w:r>
+              <w:lastRenderedPageBreak/>
               <w:t>W6</w:t>
             </w:r>
           </w:p>
@@ -1130,7 +1204,6 @@
     </w:p>
     <w:p>
       <w:r>
-        <w:lastRenderedPageBreak/>
         <w:t>Metode LP menghasilkan distribusi optimal dengan efisiensi signifikan dibandingkan solusi awal manual.</w:t>
       </w:r>
     </w:p>
@@ -1165,6 +1238,7 @@
         <w:pStyle w:val="Heading2"/>
       </w:pPr>
       <w:r>
+        <w:lastRenderedPageBreak/>
         <w:t>7. KESIMPULAN</w:t>
       </w:r>
     </w:p>
@@ -12807,6 +12881,29 @@
       </w:tcPr>
     </w:tblStylePr>
   </w:style>
+  <w:style w:type="character" w:styleId="Hyperlink">
+    <w:name w:val="Hyperlink"/>
+    <w:basedOn w:val="DefaultParagraphFont"/>
+    <w:uiPriority w:val="99"/>
+    <w:unhideWhenUsed/>
+    <w:rsid w:val="00E36F99"/>
+    <w:rPr>
+      <w:color w:val="0000FF" w:themeColor="hyperlink"/>
+      <w:u w:val="single"/>
+    </w:rPr>
+  </w:style>
+  <w:style w:type="character" w:styleId="UnresolvedMention">
+    <w:name w:val="Unresolved Mention"/>
+    <w:basedOn w:val="DefaultParagraphFont"/>
+    <w:uiPriority w:val="99"/>
+    <w:semiHidden/>
+    <w:unhideWhenUsed/>
+    <w:rsid w:val="00E36F99"/>
+    <w:rPr>
+      <w:color w:val="605E5C"/>
+      <w:shd w:val="clear" w:color="auto" w:fill="E1DFDD"/>
+    </w:rPr>
+  </w:style>
 </w:styles>
 </file>
 
